--- a/docs/scripts.docx
+++ b/docs/scripts.docx
@@ -1000,23 +1000,7 @@
           <w:sz w:val="28"/>
           <w:lang w:val="ru-RU"/>
         </w:rPr>
-        <w:t xml:space="preserve">истема должна фиксировать в защищённом журнале: входы и выходы пользователей, изменение расписания, отметки посещаемости, отправку заданий на проверку, выставление оценок, формирование счетов, оплаты и изменение ролей. Журнал хранится не менее 1 года и </w:t>
-      </w:r>
-      <w:proofErr w:type="gramStart"/>
-      <w:r>
-        <w:rPr>
-          <w:sz w:val="28"/>
-          <w:lang w:val="ru-RU"/>
-        </w:rPr>
-        <w:t>доступен</w:t>
-      </w:r>
-      <w:proofErr w:type="gramEnd"/>
-      <w:r>
-        <w:rPr>
-          <w:sz w:val="28"/>
-          <w:lang w:val="ru-RU"/>
-        </w:rPr>
-        <w:t xml:space="preserve"> только системному администратору и директору.</w:t>
+        <w:t>истема должна фиксировать в защищённом журнале: входы и выходы пользователей, изменение расписания, отметки посещаемости, отправку заданий на проверку, выставление оценок, формирование счетов, оплаты и изменение ролей. Журнал хранится не менее 1 года и доступен только системному администратору и директору.</w:t>
       </w:r>
     </w:p>
     <w:p>
@@ -1967,7 +1951,6 @@
           <w:ilvl w:val="0"/>
           <w:numId w:val="3"/>
         </w:numPr>
-        <w:ind w:left="0" w:firstLine="360"/>
         <w:jc w:val="both"/>
         <w:rPr>
           <w:sz w:val="28"/>
@@ -1980,15 +1963,17 @@
           <w:lang w:val="ru-RU"/>
         </w:rPr>
         <w:lastRenderedPageBreak/>
-        <w:t>Система рассчитывает сумму к оплат</w:t>
-      </w:r>
-      <w:r>
-        <w:rPr>
-          <w:sz w:val="28"/>
-          <w:lang w:val="ru-RU"/>
-        </w:rPr>
-        <w:t>е согласно тарифу.</w:t>
-      </w:r>
+        <w:t xml:space="preserve">Система </w:t>
+      </w:r>
+      <w:r>
+        <w:rPr>
+          <w:sz w:val="28"/>
+          <w:lang w:val="ru-RU"/>
+        </w:rPr>
+        <w:t>рассчитывает сумму к оплате на основе фактической посещаемости с учетом пропусков (если это предусмотрено абонементом) и тарифа.</w:t>
+      </w:r>
+      <w:bookmarkStart w:id="0" w:name="_GoBack"/>
+      <w:bookmarkEnd w:id="0"/>
     </w:p>
     <w:p>
       <w:pPr>
@@ -2227,7 +2212,6 @@
           <w:lang w:val="ru-RU"/>
         </w:rPr>
       </w:pPr>
-      <w:bookmarkStart w:id="0" w:name="_GoBack"/>
       <w:r>
         <w:rPr>
           <w:b/>
@@ -2237,7 +2221,6 @@
         <w:t>Вывод</w:t>
       </w:r>
     </w:p>
-    <w:bookmarkEnd w:id="0"/>
     <w:p>
       <w:pPr>
         <w:ind w:firstLine="709"/>
